--- a/submission/final/InfraGraph_AI_交通知识资产构建与应用设计报告.docx
+++ b/submission/final/InfraGraph_AI_交通知识资产构建与应用设计报告.docx
@@ -10454,7 +10454,7 @@
         <w:widowControl/>
         <w:spacing w:line="540" w:lineRule="exact" w:after="0"/>
         <w:ind w:firstLine="639"/>
-        <w:jc w:val="both"/>
+        <w:jc w:val="left"/>
       </w:pPr>
       <w:r>
         <w:rPr>
@@ -10463,7 +10463,7 @@
           <w:color w:val="000000"/>
           <w:sz w:val="30"/>
         </w:rPr>
-        <w:t>安装与启动：</w:t>
+        <w:t>安装与启动：pip install -r requirements.txt，./run.sh，本地浏览器打开 http://127.0.0.1:8102，在“知识生产”中载入演示语料。在线演示：https://infragraph-ai-production.up.railway.app。Railway 生产环境使用独立的 /data 持久化卷，并预置合成演示语料。</w:t>
       </w:r>
       <w:r>
         <w:rPr>
@@ -10472,7 +10472,6 @@
           <w:color w:val="000000"/>
           <w:sz w:val="21"/>
         </w:rPr>
-        <w:t>pip install -r requirements.txt</w:t>
       </w:r>
       <w:r>
         <w:rPr>
@@ -10481,7 +10480,6 @@
           <w:color w:val="000000"/>
           <w:sz w:val="30"/>
         </w:rPr>
-        <w:t>，</w:t>
       </w:r>
       <w:r>
         <w:rPr>
@@ -10490,7 +10488,6 @@
           <w:color w:val="000000"/>
           <w:sz w:val="21"/>
         </w:rPr>
-        <w:t>./run.sh</w:t>
       </w:r>
       <w:r>
         <w:rPr>
@@ -10499,7 +10496,6 @@
           <w:color w:val="000000"/>
           <w:sz w:val="30"/>
         </w:rPr>
-        <w:t xml:space="preserve">，浏览器打开 </w:t>
       </w:r>
       <w:r>
         <w:rPr>
@@ -10508,7 +10504,6 @@
           <w:color w:val="000000"/>
           <w:sz w:val="21"/>
         </w:rPr>
-        <w:t>http://127.0.0.1:8102</w:t>
       </w:r>
       <w:r>
         <w:rPr>
@@ -10517,7 +10512,6 @@
           <w:color w:val="000000"/>
           <w:sz w:val="30"/>
         </w:rPr>
-        <w:t>，在“知识生产”中载入演示语料。</w:t>
       </w:r>
     </w:p>
     <w:p>
@@ -10534,7 +10528,7 @@
           <w:color w:val="000000"/>
           <w:sz w:val="30"/>
         </w:rPr>
-        <w:t>评测：</w:t>
+        <w:t>评测：python evals/run_eval.py；自动化测试：pytest -q（35 项，含模型客户端降级、API 与 MCP）。</w:t>
       </w:r>
       <w:r>
         <w:rPr>
@@ -10543,7 +10537,6 @@
           <w:color w:val="000000"/>
           <w:sz w:val="21"/>
         </w:rPr>
-        <w:t>python evals/run_eval.py</w:t>
       </w:r>
       <w:r>
         <w:rPr>
@@ -10552,7 +10545,6 @@
           <w:color w:val="000000"/>
           <w:sz w:val="30"/>
         </w:rPr>
-        <w:t>；自动化测试：</w:t>
       </w:r>
       <w:r>
         <w:rPr>
@@ -10561,7 +10553,6 @@
           <w:color w:val="000000"/>
           <w:sz w:val="21"/>
         </w:rPr>
-        <w:t>pytest -q</w:t>
       </w:r>
       <w:r>
         <w:rPr>
@@ -10570,7 +10561,6 @@
           <w:color w:val="000000"/>
           <w:sz w:val="30"/>
         </w:rPr>
-        <w:t>（23 项）。</w:t>
       </w:r>
     </w:p>
     <w:p>
@@ -10663,6 +10653,7 @@
     </w:p>
     <w:sectPr>
       <w:footerReference r:id="rId5" w:type="default"/>
+      <w:headerReference w:type="default" r:id="rId15"/>
       <w:pgSz w:w="11906" w:h="16838"/>
       <w:pgMar w:top="1440" w:right="1633" w:bottom="1440" w:left="1587" w:header="851" w:footer="992" w:gutter="0"/>
       <w:pgNumType w:fmt="decimal" w:start="1"/>
@@ -10855,6 +10846,16 @@
     </w:p>
   </w:footnote>
 </w:footnotes>
+</file>
+
+<file path=word/header1.xml><?xml version="1.0" encoding="utf-8"?>
+<w:hdr xmlns:m="http://schemas.openxmlformats.org/officeDocument/2006/math" xmlns:mc="http://schemas.openxmlformats.org/markup-compatibility/2006" xmlns:mo="http://schemas.microsoft.com/office/mac/office/2008/main" xmlns:mv="urn:schemas-microsoft-com:mac:vml" xmlns:o="urn:schemas-microsoft-com:office:office" xmlns:r="http://schemas.openxmlformats.org/officeDocument/2006/relationships" xmlns:v="urn:schemas-microsoft-com:vml" xmlns:w10="urn:schemas-microsoft-com:office:word" xmlns:w14="http://schemas.microsoft.com/office/word/2010/wordml" xmlns:w="http://schemas.openxmlformats.org/wordprocessingml/2006/main" xmlns:wne="http://schemas.microsoft.com/office/word/2006/wordml" xmlns:wp14="http://schemas.microsoft.com/office/word/2010/wordprocessingDrawing" xmlns:wp="http://schemas.openxmlformats.org/drawingml/2006/wordprocessingDrawing" xmlns:wpc="http://schemas.microsoft.com/office/word/2010/wordprocessingCanvas" xmlns:wpg="http://schemas.microsoft.com/office/word/2010/wordprocessingGroup" xmlns:wpi="http://schemas.microsoft.com/office/word/2010/wordprocessingInk" xmlns:wps="http://schemas.microsoft.com/office/word/2010/wordprocessingShape" mc:Ignorable="w14 wp14">
+  <w:p>
+    <w:pPr>
+      <w:pStyle w:val="Header"/>
+    </w:pPr>
+  </w:p>
+</w:hdr>
 </file>
 
 <file path=word/numbering.xml><?xml version="1.0" encoding="utf-8"?>
